--- a/tillsyn/A 1107-2026 tillsynsbegäran.docx
+++ b/tillsyn/A 1107-2026 tillsynsbegäran.docx
@@ -695,7 +695,7 @@
     <w:r>
       <w:tab/>
       <w:tab/>
-      <w:t>2026-01-09</w:t>
+      <w:t>2026-01-10</w:t>
       <w:br/>
       <w:br/>
     </w:r>

--- a/tillsyn/A 1107-2026 tillsynsbegäran.docx
+++ b/tillsyn/A 1107-2026 tillsynsbegäran.docx
@@ -695,7 +695,7 @@
     <w:r>
       <w:tab/>
       <w:tab/>
-      <w:t>2026-01-10</w:t>
+      <w:t>2026-01-11</w:t>
       <w:br/>
       <w:br/>
     </w:r>

--- a/tillsyn/A 1107-2026 tillsynsbegäran.docx
+++ b/tillsyn/A 1107-2026 tillsynsbegäran.docx
@@ -695,7 +695,7 @@
     <w:r>
       <w:tab/>
       <w:tab/>
-      <w:t>2026-01-11</w:t>
+      <w:t>2026-01-12</w:t>
       <w:br/>
       <w:br/>
     </w:r>

--- a/tillsyn/A 1107-2026 tillsynsbegäran.docx
+++ b/tillsyn/A 1107-2026 tillsynsbegäran.docx
@@ -695,7 +695,7 @@
     <w:r>
       <w:tab/>
       <w:tab/>
-      <w:t>2026-01-12</w:t>
+      <w:t>2026-01-13</w:t>
       <w:br/>
       <w:br/>
     </w:r>

--- a/tillsyn/A 1107-2026 tillsynsbegäran.docx
+++ b/tillsyn/A 1107-2026 tillsynsbegäran.docx
@@ -695,7 +695,7 @@
     <w:r>
       <w:tab/>
       <w:tab/>
-      <w:t>2026-01-13</w:t>
+      <w:t>2026-01-14</w:t>
       <w:br/>
       <w:br/>
     </w:r>

--- a/tillsyn/A 1107-2026 tillsynsbegäran.docx
+++ b/tillsyn/A 1107-2026 tillsynsbegäran.docx
@@ -695,7 +695,7 @@
     <w:r>
       <w:tab/>
       <w:tab/>
-      <w:t>2026-01-14</w:t>
+      <w:t>2026-01-15</w:t>
       <w:br/>
       <w:br/>
     </w:r>

--- a/tillsyn/A 1107-2026 tillsynsbegäran.docx
+++ b/tillsyn/A 1107-2026 tillsynsbegäran.docx
@@ -695,7 +695,7 @@
     <w:r>
       <w:tab/>
       <w:tab/>
-      <w:t>2026-01-15</w:t>
+      <w:t>2026-01-16</w:t>
       <w:br/>
       <w:br/>
     </w:r>

--- a/tillsyn/A 1107-2026 tillsynsbegäran.docx
+++ b/tillsyn/A 1107-2026 tillsynsbegäran.docx
@@ -695,7 +695,7 @@
     <w:r>
       <w:tab/>
       <w:tab/>
-      <w:t>2026-01-16</w:t>
+      <w:t>2026-01-17</w:t>
       <w:br/>
       <w:br/>
     </w:r>

--- a/tillsyn/A 1107-2026 tillsynsbegäran.docx
+++ b/tillsyn/A 1107-2026 tillsynsbegäran.docx
@@ -695,7 +695,7 @@
     <w:r>
       <w:tab/>
       <w:tab/>
-      <w:t>2026-01-17</w:t>
+      <w:t>2026-01-18</w:t>
       <w:br/>
       <w:br/>
     </w:r>

--- a/tillsyn/A 1107-2026 tillsynsbegäran.docx
+++ b/tillsyn/A 1107-2026 tillsynsbegäran.docx
@@ -695,7 +695,7 @@
     <w:r>
       <w:tab/>
       <w:tab/>
-      <w:t>2026-01-18</w:t>
+      <w:t>2026-01-19</w:t>
       <w:br/>
       <w:br/>
     </w:r>

--- a/tillsyn/A 1107-2026 tillsynsbegäran.docx
+++ b/tillsyn/A 1107-2026 tillsynsbegäran.docx
@@ -695,7 +695,7 @@
     <w:r>
       <w:tab/>
       <w:tab/>
-      <w:t>2026-01-19</w:t>
+      <w:t>2026-01-20</w:t>
       <w:br/>
       <w:br/>
     </w:r>

--- a/tillsyn/A 1107-2026 tillsynsbegäran.docx
+++ b/tillsyn/A 1107-2026 tillsynsbegäran.docx
@@ -695,7 +695,7 @@
     <w:r>
       <w:tab/>
       <w:tab/>
-      <w:t>2026-01-20</w:t>
+      <w:t>2026-01-21</w:t>
       <w:br/>
       <w:br/>
     </w:r>

--- a/tillsyn/A 1107-2026 tillsynsbegäran.docx
+++ b/tillsyn/A 1107-2026 tillsynsbegäran.docx
@@ -695,7 +695,7 @@
     <w:r>
       <w:tab/>
       <w:tab/>
-      <w:t>2026-01-21</w:t>
+      <w:t>2026-01-23</w:t>
       <w:br/>
       <w:br/>
     </w:r>

--- a/tillsyn/A 1107-2026 tillsynsbegäran.docx
+++ b/tillsyn/A 1107-2026 tillsynsbegäran.docx
@@ -695,7 +695,7 @@
     <w:r>
       <w:tab/>
       <w:tab/>
-      <w:t>2026-01-23</w:t>
+      <w:t>2026-01-24</w:t>
       <w:br/>
       <w:br/>
     </w:r>

--- a/tillsyn/A 1107-2026 tillsynsbegäran.docx
+++ b/tillsyn/A 1107-2026 tillsynsbegäran.docx
@@ -695,7 +695,7 @@
     <w:r>
       <w:tab/>
       <w:tab/>
-      <w:t>2026-01-24</w:t>
+      <w:t>2026-01-25</w:t>
       <w:br/>
       <w:br/>
     </w:r>

--- a/tillsyn/A 1107-2026 tillsynsbegäran.docx
+++ b/tillsyn/A 1107-2026 tillsynsbegäran.docx
@@ -695,7 +695,7 @@
     <w:r>
       <w:tab/>
       <w:tab/>
-      <w:t>2026-01-25</w:t>
+      <w:t>2026-01-26</w:t>
       <w:br/>
       <w:br/>
     </w:r>

--- a/tillsyn/A 1107-2026 tillsynsbegäran.docx
+++ b/tillsyn/A 1107-2026 tillsynsbegäran.docx
@@ -695,7 +695,7 @@
     <w:r>
       <w:tab/>
       <w:tab/>
-      <w:t>2026-01-26</w:t>
+      <w:t>2026-01-27</w:t>
       <w:br/>
       <w:br/>
     </w:r>

--- a/tillsyn/A 1107-2026 tillsynsbegäran.docx
+++ b/tillsyn/A 1107-2026 tillsynsbegäran.docx
@@ -695,7 +695,7 @@
     <w:r>
       <w:tab/>
       <w:tab/>
-      <w:t>2026-01-27</w:t>
+      <w:t>2026-01-28</w:t>
       <w:br/>
       <w:br/>
     </w:r>

--- a/tillsyn/A 1107-2026 tillsynsbegäran.docx
+++ b/tillsyn/A 1107-2026 tillsynsbegäran.docx
@@ -98,7 +98,25 @@
         <w:t xml:space="preserve">Blåmossa </w:t>
       </w:r>
       <w:r>
-        <w:t>har karaktäristiska kuddar som är lätta att se på långt håll. Mycket stora kuddar, större än 0,5 meter i höjd, indikerar höga naturvärden där skogen har en lång period av orördhet oh stabila miljöförhållanden. Mossan växer under gynnsamma omständigheter cirka 1 centimeter per år och stora kuddar kan därför indirekt visa att lokalen varit lämplig under en lång tid (Nitare &amp; Skogsstyrelsen, 2019).</w:t>
+        <w:t xml:space="preserve">har karaktäristiska kuddar som är lätta att se på långt håll. Mycket stora kuddar, större än 0,5 meter i höjd, indikerar höga naturvärden där skogen har en lång period av orördhet oh stabila miljöförhållanden. Mossan växer under gynnsamma omständigheter cirka 1 centimeter per år och stora kuddar kan därför indirekt visa att lokalen varit lämplig under en lång tid. Blåmossa är typisk art för </w:t>
+      </w:r>
+      <w:r>
+        <w:rPr>
+          <w:i/>
+        </w:rPr>
+        <w:t>9010 Taiga, 9080 Lövsumpskog</w:t>
+      </w:r>
+      <w:r>
+        <w:t xml:space="preserve"> och </w:t>
+      </w:r>
+      <w:r>
+        <w:rPr>
+          <w:i/>
+        </w:rPr>
+        <w:t>9750 Svämlövskog</w:t>
+      </w:r>
+      <w:r>
+        <w:t xml:space="preserve"> (SLU Artdatabanken, 2025; Nitare &amp; Skogsstyrelsen, 2019).</w:t>
       </w:r>
     </w:p>
     <w:p>
@@ -109,7 +127,16 @@
         <w:t xml:space="preserve">Motaggsvamp (NT) </w:t>
       </w:r>
       <w:r>
-        <w:t>bildar mykorrhiza med tall i tallskog och hittas huvudsakligen i äldre, glesare skogsbestånd och hällmarksimpediment. Arten hotas främst av skogsavverkning och tycks försvinna efter slutavverkning, markberedning och plantering (SLU Artdatabanken, 2024).</w:t>
+        <w:t xml:space="preserve">bildar mykorrhiza med tall i tallskog och hittas huvudsakligen i äldre, glesare skogsbestånd och hällmarksimpediment. Arten hotas främst av skogsavverkning och tycks försvinna efter slutavverkning, markberedning och plantering. Motaggsvamp är typisk art för </w:t>
+      </w:r>
+      <w:r>
+        <w:rPr>
+          <w:i/>
+        </w:rPr>
+        <w:t>9010 Taiga</w:t>
+      </w:r>
+      <w:r>
+        <w:t xml:space="preserve"> (SLU Artdatabanken, 2024).</w:t>
       </w:r>
     </w:p>
     <w:p>
@@ -147,7 +174,25 @@
         <w:t>Knärot (VU, §8)</w:t>
       </w:r>
       <w:r>
-        <w:t xml:space="preserve"> är rödlistad som sårbar och fridlyst enligt 8§ artskyddsförordningen. En nyligen genomförd analys av 79 floraväktarlokaler indikerar att det behövs någonstans mellan 100 och 150 meters skyddszon för att en knärotspopulation inte ska dö ut på lång sikt (Sebestyén &amp; Sundberg, 2025). Detta ligger väl i linje med tidigare genomförda studier som visar att det krävs väl tilltagna buffertzoner för att knäroten inte ska ta skada av skogsbruksåtgärder i intilliggande skog (Johnson, 2014; Koelmeijer m.fl., 2022; Skogsstyrelsen, 2022). Arten är även känslig för gallring vilket framgår av Skogsstyrelsens egen vägledning för hänsyn till knärot (Skogsstyrelsen, 2022). För rika förekomster av knärot är reservatsbildning eller biotopskydd lämpliga åtgärder för att skydda den. På knärot kan den sällsynta rostsvampen </w:t>
+        <w:t xml:space="preserve"> är typisk art för </w:t>
+      </w:r>
+      <w:r>
+        <w:rPr>
+          <w:i/>
+        </w:rPr>
+        <w:t xml:space="preserve">9010 Taiga </w:t>
+      </w:r>
+      <w:r>
+        <w:t>och</w:t>
+      </w:r>
+      <w:r>
+        <w:rPr>
+          <w:i/>
+        </w:rPr>
+        <w:t xml:space="preserve"> 9050 Näringsrik granskog</w:t>
+      </w:r>
+      <w:r>
+        <w:t xml:space="preserve">, rödlistad som sårbar och fridlyst enligt 8§ artskyddsförordningen. En nyligen genomförd analys av 79 floraväktarlokaler indikerar att det behövs någonstans mellan 100 och 150 meters skyddszon för att en knärotspopulation inte ska dö ut på lång sikt (Sebestyén &amp; Sundberg, 2025). Detta ligger väl i linje med tidigare genomförda studier som visar att det krävs väl tilltagna buffertzoner för att knäroten inte ska ta skada av skogsbruksåtgärder i intilliggande skog (Johnson, 2014; Koelmeijer m.fl., 2022; Skogsstyrelsen, 2022). Arten är även känslig för gallring vilket framgår av Skogsstyrelsens egen vägledning för hänsyn till knärot (Skogsstyrelsen, 2022). För rika förekomster av knärot är reservatsbildning eller biotopskydd lämpliga åtgärder för att skydda den. På knärot kan den sällsynta rostsvampen </w:t>
       </w:r>
       <w:r>
         <w:rPr>
@@ -264,7 +309,25 @@
     </w:p>
     <w:p>
       <w:r>
-        <w:t>Knärot är fridlyst enligt 8 och 15 §§ artskyddsförordningen och klassad som sårbar (VU) enligt rödlistan 2020. Knärot är beroende av hög och jämn luftfuktighet i gamla, ostörda skogsmiljöer och är känslig för snabba förändringar av ljus-/vindförhållanden eller uttorkning. På grund av ett alltför intensivt skogsbruk har den minskat med 40 (25–50) % under de senaste 60 åren och i framtiden bedöms minskningstakten uppgå till 30 (20–40) %. Till följd av att arten har en dokumenterat högre minskningstakt i förhållande till sin generationstid än vad som tidigare varit känt (data från Riksskogstaxeringen) höjdes den till hotkategori sårbar (VU) i rödlistan 2020 (SLU Artdatabanken, 2024).</w:t>
+        <w:t xml:space="preserve">Knärot är typisk art för </w:t>
+      </w:r>
+      <w:r>
+        <w:rPr>
+          <w:i/>
+        </w:rPr>
+        <w:t xml:space="preserve">9010 Taiga </w:t>
+      </w:r>
+      <w:r>
+        <w:t>och</w:t>
+      </w:r>
+      <w:r>
+        <w:rPr>
+          <w:i/>
+        </w:rPr>
+        <w:t xml:space="preserve"> 9050 Näringsrik granskog</w:t>
+      </w:r>
+      <w:r>
+        <w:t>, fridlyst enligt 8 och 15 §§ artskyddsförordningen och klassad som sårbar (VU) enligt rödlistan 2020. Knärot är beroende av hög och jämn luftfuktighet i gamla, ostörda skogsmiljöer och är känslig för snabba förändringar av ljus-/vindförhållanden eller uttorkning. På grund av ett alltför intensivt skogsbruk har den minskat med 40 (25–50) % under de senaste 60 åren och i framtiden bedöms minskningstakten uppgå till 30 (20–40) %. Till följd av att arten har en dokumenterat högre minskningstakt i förhållande till sin generationstid än vad som tidigare varit känt (data från Riksskogstaxeringen) höjdes den till hotkategori sårbar (VU) i rödlistan 2020 (SLU Artdatabanken, 2024).</w:t>
       </w:r>
     </w:p>
     <w:p>
@@ -695,7 +758,7 @@
     <w:r>
       <w:tab/>
       <w:tab/>
-      <w:t>2026-01-28</w:t>
+      <w:t>2026-01-29</w:t>
       <w:br/>
       <w:br/>
     </w:r>

--- a/tillsyn/A 1107-2026 tillsynsbegäran.docx
+++ b/tillsyn/A 1107-2026 tillsynsbegäran.docx
@@ -758,7 +758,7 @@
     <w:r>
       <w:tab/>
       <w:tab/>
-      <w:t>2026-01-29</w:t>
+      <w:t>2026-01-30</w:t>
       <w:br/>
       <w:br/>
     </w:r>

--- a/tillsyn/A 1107-2026 tillsynsbegäran.docx
+++ b/tillsyn/A 1107-2026 tillsynsbegäran.docx
@@ -758,7 +758,7 @@
     <w:r>
       <w:tab/>
       <w:tab/>
-      <w:t>2026-01-30</w:t>
+      <w:t>2026-01-31</w:t>
       <w:br/>
       <w:br/>
     </w:r>

--- a/tillsyn/A 1107-2026 tillsynsbegäran.docx
+++ b/tillsyn/A 1107-2026 tillsynsbegäran.docx
@@ -758,7 +758,7 @@
     <w:r>
       <w:tab/>
       <w:tab/>
-      <w:t>2026-03-01</w:t>
+      <w:t>2026-03-02</w:t>
       <w:br/>
       <w:br/>
     </w:r>

--- a/tillsyn/A 1107-2026 tillsynsbegäran.docx
+++ b/tillsyn/A 1107-2026 tillsynsbegäran.docx
@@ -758,7 +758,7 @@
     <w:r>
       <w:tab/>
       <w:tab/>
-      <w:t>2026-03-02</w:t>
+      <w:t>2026-03-03</w:t>
       <w:br/>
       <w:br/>
     </w:r>

--- a/tillsyn/A 1107-2026 tillsynsbegäran.docx
+++ b/tillsyn/A 1107-2026 tillsynsbegäran.docx
@@ -758,7 +758,7 @@
     <w:r>
       <w:tab/>
       <w:tab/>
-      <w:t>2026-03-03</w:t>
+      <w:t>2026-03-04</w:t>
       <w:br/>
       <w:br/>
     </w:r>

--- a/tillsyn/A 1107-2026 tillsynsbegäran.docx
+++ b/tillsyn/A 1107-2026 tillsynsbegäran.docx
@@ -758,7 +758,7 @@
     <w:r>
       <w:tab/>
       <w:tab/>
-      <w:t>2026-03-04</w:t>
+      <w:t>2026-03-05</w:t>
       <w:br/>
       <w:br/>
     </w:r>

--- a/tillsyn/A 1107-2026 tillsynsbegäran.docx
+++ b/tillsyn/A 1107-2026 tillsynsbegäran.docx
@@ -758,7 +758,7 @@
     <w:r>
       <w:tab/>
       <w:tab/>
-      <w:t>2026-03-05</w:t>
+      <w:t>2026-03-06</w:t>
       <w:br/>
       <w:br/>
     </w:r>

--- a/tillsyn/A 1107-2026 tillsynsbegäran.docx
+++ b/tillsyn/A 1107-2026 tillsynsbegäran.docx
@@ -758,7 +758,7 @@
     <w:r>
       <w:tab/>
       <w:tab/>
-      <w:t>2026-03-06</w:t>
+      <w:t>2026-03-07</w:t>
       <w:br/>
       <w:br/>
     </w:r>

--- a/tillsyn/A 1107-2026 tillsynsbegäran.docx
+++ b/tillsyn/A 1107-2026 tillsynsbegäran.docx
@@ -758,7 +758,7 @@
     <w:r>
       <w:tab/>
       <w:tab/>
-      <w:t>2026-03-07</w:t>
+      <w:t>2026-03-08</w:t>
       <w:br/>
       <w:br/>
     </w:r>

--- a/tillsyn/A 1107-2026 tillsynsbegäran.docx
+++ b/tillsyn/A 1107-2026 tillsynsbegäran.docx
@@ -758,7 +758,7 @@
     <w:r>
       <w:tab/>
       <w:tab/>
-      <w:t>2026-03-08</w:t>
+      <w:t>2026-03-09</w:t>
       <w:br/>
       <w:br/>
     </w:r>

--- a/tillsyn/A 1107-2026 tillsynsbegäran.docx
+++ b/tillsyn/A 1107-2026 tillsynsbegäran.docx
@@ -758,7 +758,7 @@
     <w:r>
       <w:tab/>
       <w:tab/>
-      <w:t>2026-03-09</w:t>
+      <w:t>2026-03-10</w:t>
       <w:br/>
       <w:br/>
     </w:r>

--- a/tillsyn/A 1107-2026 tillsynsbegäran.docx
+++ b/tillsyn/A 1107-2026 tillsynsbegäran.docx
@@ -278,7 +278,7 @@
         <w:t>Talltita (NT, §4)</w:t>
       </w:r>
       <w:r>
-        <w:t>, rödlistad som nära hotad och prioriterad art i Skogsvårdslagen har häckningsrevir i anmälan. Arten har minskat kraftigt de senaste 30 åren och minskningstakten innevarande 10-årsperiod beräknas till 20 (10–30) %. Talltitan är synnerligen trogen sitt cirka 15 hektar stora revir och är beroende av flerskiktade olikåldriga skogar för att kunna föda upp sina ungar. Talltitan försvinner om dess livsmiljö kalavverkas (Eggers &amp; Low (2014); Ekman (1979); Griesser et al (2007); Klein (2020); Siffczyk et al (2003); SLU Artdatabanken (2021).</w:t>
+        <w:t>, rödlistad som nära hotad och prioriterad art i Skogsvårdslagen, har häckningsrevir i anmälan. Arten har minskat kraftigt de senaste 30 åren och minskningstakten innevarande 10-årsperiod beräknas till 20 (10–30) %. Talltitan är synnerligen trogen sitt cirka 15 hektar stora revir och är beroende av flerskiktade olikåldriga skogar för att kunna föda upp sina ungar. Talltitan försvinner om dess livsmiljö kalavverkas (Eggers &amp; Low, 2014; Ekman, 1979; Griesser et al, 2007; Klein, 2020; Siffczyk et al, 2003; SLU Artdatabanken, 2021).</w:t>
       </w:r>
     </w:p>
     <w:p>
@@ -758,7 +758,7 @@
     <w:r>
       <w:tab/>
       <w:tab/>
-      <w:t>2026-03-10</w:t>
+      <w:t>2026-03-11</w:t>
       <w:br/>
       <w:br/>
     </w:r>

--- a/tillsyn/A 1107-2026 tillsynsbegäran.docx
+++ b/tillsyn/A 1107-2026 tillsynsbegäran.docx
@@ -758,7 +758,7 @@
     <w:r>
       <w:tab/>
       <w:tab/>
-      <w:t>2026-03-11</w:t>
+      <w:t>2026-03-12</w:t>
       <w:br/>
       <w:br/>
     </w:r>

--- a/tillsyn/A 1107-2026 tillsynsbegäran.docx
+++ b/tillsyn/A 1107-2026 tillsynsbegäran.docx
@@ -758,7 +758,7 @@
     <w:r>
       <w:tab/>
       <w:tab/>
-      <w:t>2026-03-12</w:t>
+      <w:t>2026-03-13</w:t>
       <w:br/>
       <w:br/>
     </w:r>

--- a/tillsyn/A 1107-2026 tillsynsbegäran.docx
+++ b/tillsyn/A 1107-2026 tillsynsbegäran.docx
@@ -758,7 +758,7 @@
     <w:r>
       <w:tab/>
       <w:tab/>
-      <w:t>2026-03-13</w:t>
+      <w:t>2026-03-16</w:t>
       <w:br/>
       <w:br/>
     </w:r>

--- a/tillsyn/A 1107-2026 tillsynsbegäran.docx
+++ b/tillsyn/A 1107-2026 tillsynsbegäran.docx
@@ -758,7 +758,7 @@
     <w:r>
       <w:tab/>
       <w:tab/>
-      <w:t>2026-03-16</w:t>
+      <w:t>2026-03-17</w:t>
       <w:br/>
       <w:br/>
     </w:r>

--- a/tillsyn/A 1107-2026 tillsynsbegäran.docx
+++ b/tillsyn/A 1107-2026 tillsynsbegäran.docx
@@ -758,7 +758,7 @@
     <w:r>
       <w:tab/>
       <w:tab/>
-      <w:t>2026-03-17</w:t>
+      <w:t>2026-03-18</w:t>
       <w:br/>
       <w:br/>
     </w:r>

--- a/tillsyn/A 1107-2026 tillsynsbegäran.docx
+++ b/tillsyn/A 1107-2026 tillsynsbegäran.docx
@@ -758,7 +758,7 @@
     <w:r>
       <w:tab/>
       <w:tab/>
-      <w:t>2026-03-18</w:t>
+      <w:t>2026-03-19</w:t>
       <w:br/>
       <w:br/>
     </w:r>

--- a/tillsyn/A 1107-2026 tillsynsbegäran.docx
+++ b/tillsyn/A 1107-2026 tillsynsbegäran.docx
@@ -758,7 +758,7 @@
     <w:r>
       <w:tab/>
       <w:tab/>
-      <w:t>2026-03-19</w:t>
+      <w:t>2026-03-20</w:t>
       <w:br/>
       <w:br/>
     </w:r>

--- a/tillsyn/A 1107-2026 tillsynsbegäran.docx
+++ b/tillsyn/A 1107-2026 tillsynsbegäran.docx
@@ -758,7 +758,7 @@
     <w:r>
       <w:tab/>
       <w:tab/>
-      <w:t>2026-03-20</w:t>
+      <w:t>2026-03-21</w:t>
       <w:br/>
       <w:br/>
     </w:r>

--- a/tillsyn/A 1107-2026 tillsynsbegäran.docx
+++ b/tillsyn/A 1107-2026 tillsynsbegäran.docx
@@ -758,7 +758,7 @@
     <w:r>
       <w:tab/>
       <w:tab/>
-      <w:t>2026-03-21</w:t>
+      <w:t>2026-03-22</w:t>
       <w:br/>
       <w:br/>
     </w:r>

--- a/tillsyn/A 1107-2026 tillsynsbegäran.docx
+++ b/tillsyn/A 1107-2026 tillsynsbegäran.docx
@@ -758,7 +758,7 @@
     <w:r>
       <w:tab/>
       <w:tab/>
-      <w:t>2026-03-22</w:t>
+      <w:t>2026-03-23</w:t>
       <w:br/>
       <w:br/>
     </w:r>

--- a/tillsyn/A 1107-2026 tillsynsbegäran.docx
+++ b/tillsyn/A 1107-2026 tillsynsbegäran.docx
@@ -758,7 +758,7 @@
     <w:r>
       <w:tab/>
       <w:tab/>
-      <w:t>2026-03-23</w:t>
+      <w:t>2026-03-24</w:t>
       <w:br/>
       <w:br/>
     </w:r>

--- a/tillsyn/A 1107-2026 tillsynsbegäran.docx
+++ b/tillsyn/A 1107-2026 tillsynsbegäran.docx
@@ -758,7 +758,7 @@
     <w:r>
       <w:tab/>
       <w:tab/>
-      <w:t>2026-03-24</w:t>
+      <w:t>2026-03-25</w:t>
       <w:br/>
       <w:br/>
     </w:r>

--- a/tillsyn/A 1107-2026 tillsynsbegäran.docx
+++ b/tillsyn/A 1107-2026 tillsynsbegäran.docx
@@ -758,7 +758,7 @@
     <w:r>
       <w:tab/>
       <w:tab/>
-      <w:t>2026-03-25</w:t>
+      <w:t>2026-03-26</w:t>
       <w:br/>
       <w:br/>
     </w:r>

--- a/tillsyn/A 1107-2026 tillsynsbegäran.docx
+++ b/tillsyn/A 1107-2026 tillsynsbegäran.docx
@@ -758,7 +758,7 @@
     <w:r>
       <w:tab/>
       <w:tab/>
-      <w:t>2026-03-26</w:t>
+      <w:t>2026-03-27</w:t>
       <w:br/>
       <w:br/>
     </w:r>

--- a/tillsyn/A 1107-2026 tillsynsbegäran.docx
+++ b/tillsyn/A 1107-2026 tillsynsbegäran.docx
@@ -758,7 +758,7 @@
     <w:r>
       <w:tab/>
       <w:tab/>
-      <w:t>2026-03-27</w:t>
+      <w:t>2026-03-28</w:t>
       <w:br/>
       <w:br/>
     </w:r>

--- a/tillsyn/A 1107-2026 tillsynsbegäran.docx
+++ b/tillsyn/A 1107-2026 tillsynsbegäran.docx
@@ -758,7 +758,7 @@
     <w:r>
       <w:tab/>
       <w:tab/>
-      <w:t>2026-03-28</w:t>
+      <w:t>2026-03-29</w:t>
       <w:br/>
       <w:br/>
     </w:r>

--- a/tillsyn/A 1107-2026 tillsynsbegäran.docx
+++ b/tillsyn/A 1107-2026 tillsynsbegäran.docx
@@ -758,7 +758,7 @@
     <w:r>
       <w:tab/>
       <w:tab/>
-      <w:t>2026-04-14</w:t>
+      <w:t>2026-04-15</w:t>
       <w:br/>
       <w:br/>
     </w:r>

--- a/tillsyn/A 1107-2026 tillsynsbegäran.docx
+++ b/tillsyn/A 1107-2026 tillsynsbegäran.docx
@@ -758,7 +758,7 @@
     <w:r>
       <w:tab/>
       <w:tab/>
-      <w:t>2026-04-15</w:t>
+      <w:t>2026-04-16</w:t>
       <w:br/>
       <w:br/>
     </w:r>

--- a/tillsyn/A 1107-2026 tillsynsbegäran.docx
+++ b/tillsyn/A 1107-2026 tillsynsbegäran.docx
@@ -758,7 +758,7 @@
     <w:r>
       <w:tab/>
       <w:tab/>
-      <w:t>2026-04-16</w:t>
+      <w:t>2026-04-17</w:t>
       <w:br/>
       <w:br/>
     </w:r>

--- a/tillsyn/A 1107-2026 tillsynsbegäran.docx
+++ b/tillsyn/A 1107-2026 tillsynsbegäran.docx
@@ -758,7 +758,7 @@
     <w:r>
       <w:tab/>
       <w:tab/>
-      <w:t>2026-04-17</w:t>
+      <w:t>2026-04-18</w:t>
       <w:br/>
       <w:br/>
     </w:r>

--- a/tillsyn/A 1107-2026 tillsynsbegäran.docx
+++ b/tillsyn/A 1107-2026 tillsynsbegäran.docx
@@ -758,7 +758,7 @@
     <w:r>
       <w:tab/>
       <w:tab/>
-      <w:t>2026-04-18</w:t>
+      <w:t>2026-04-19</w:t>
       <w:br/>
       <w:br/>
     </w:r>

--- a/tillsyn/A 1107-2026 tillsynsbegäran.docx
+++ b/tillsyn/A 1107-2026 tillsynsbegäran.docx
@@ -758,7 +758,7 @@
     <w:r>
       <w:tab/>
       <w:tab/>
-      <w:t>2026-04-19</w:t>
+      <w:t>2026-04-20</w:t>
       <w:br/>
       <w:br/>
     </w:r>

--- a/tillsyn/A 1107-2026 tillsynsbegäran.docx
+++ b/tillsyn/A 1107-2026 tillsynsbegäran.docx
@@ -758,7 +758,7 @@
     <w:r>
       <w:tab/>
       <w:tab/>
-      <w:t>2026-04-20</w:t>
+      <w:t>2026-04-21</w:t>
       <w:br/>
       <w:br/>
     </w:r>

--- a/tillsyn/A 1107-2026 tillsynsbegäran.docx
+++ b/tillsyn/A 1107-2026 tillsynsbegäran.docx
@@ -758,7 +758,7 @@
     <w:r>
       <w:tab/>
       <w:tab/>
-      <w:t>2026-04-21</w:t>
+      <w:t>2026-04-22</w:t>
       <w:br/>
       <w:br/>
     </w:r>

--- a/tillsyn/A 1107-2026 tillsynsbegäran.docx
+++ b/tillsyn/A 1107-2026 tillsynsbegäran.docx
@@ -758,7 +758,7 @@
     <w:r>
       <w:tab/>
       <w:tab/>
-      <w:t>2026-04-22</w:t>
+      <w:t>2026-04-23</w:t>
       <w:br/>
       <w:br/>
     </w:r>

--- a/tillsyn/A 1107-2026 tillsynsbegäran.docx
+++ b/tillsyn/A 1107-2026 tillsynsbegäran.docx
@@ -758,7 +758,7 @@
     <w:r>
       <w:tab/>
       <w:tab/>
-      <w:t>2026-04-23</w:t>
+      <w:t>2026-04-24</w:t>
       <w:br/>
       <w:br/>
     </w:r>

--- a/tillsyn/A 1107-2026 tillsynsbegäran.docx
+++ b/tillsyn/A 1107-2026 tillsynsbegäran.docx
@@ -758,7 +758,7 @@
     <w:r>
       <w:tab/>
       <w:tab/>
-      <w:t>2026-04-24</w:t>
+      <w:t>2026-04-25</w:t>
       <w:br/>
       <w:br/>
     </w:r>

--- a/tillsyn/A 1107-2026 tillsynsbegäran.docx
+++ b/tillsyn/A 1107-2026 tillsynsbegäran.docx
@@ -758,7 +758,7 @@
     <w:r>
       <w:tab/>
       <w:tab/>
-      <w:t>2026-04-25</w:t>
+      <w:t>2026-04-26</w:t>
       <w:br/>
       <w:br/>
     </w:r>

--- a/tillsyn/A 1107-2026 tillsynsbegäran.docx
+++ b/tillsyn/A 1107-2026 tillsynsbegäran.docx
@@ -758,7 +758,7 @@
     <w:r>
       <w:tab/>
       <w:tab/>
-      <w:t>2026-04-26</w:t>
+      <w:t>2026-04-27</w:t>
       <w:br/>
       <w:br/>
     </w:r>

--- a/tillsyn/A 1107-2026 tillsynsbegäran.docx
+++ b/tillsyn/A 1107-2026 tillsynsbegäran.docx
@@ -758,7 +758,7 @@
     <w:r>
       <w:tab/>
       <w:tab/>
-      <w:t>2026-04-27</w:t>
+      <w:t>2026-04-28</w:t>
       <w:br/>
       <w:br/>
     </w:r>

--- a/tillsyn/A 1107-2026 tillsynsbegäran.docx
+++ b/tillsyn/A 1107-2026 tillsynsbegäran.docx
@@ -758,7 +758,7 @@
     <w:r>
       <w:tab/>
       <w:tab/>
-      <w:t>2026-04-28</w:t>
+      <w:t>2026-04-29</w:t>
       <w:br/>
       <w:br/>
     </w:r>

--- a/tillsyn/A 1107-2026 tillsynsbegäran.docx
+++ b/tillsyn/A 1107-2026 tillsynsbegäran.docx
@@ -758,7 +758,7 @@
     <w:r>
       <w:tab/>
       <w:tab/>
-      <w:t>2026-04-29</w:t>
+      <w:t>2026-04-30</w:t>
       <w:br/>
       <w:br/>
     </w:r>

--- a/tillsyn/A 1107-2026 tillsynsbegäran.docx
+++ b/tillsyn/A 1107-2026 tillsynsbegäran.docx
@@ -758,7 +758,7 @@
     <w:r>
       <w:tab/>
       <w:tab/>
-      <w:t>2026-04-30</w:t>
+      <w:t>2026-05-01</w:t>
       <w:br/>
       <w:br/>
     </w:r>

--- a/tillsyn/A 1107-2026 tillsynsbegäran.docx
+++ b/tillsyn/A 1107-2026 tillsynsbegäran.docx
@@ -758,7 +758,7 @@
     <w:r>
       <w:tab/>
       <w:tab/>
-      <w:t>2026-05-01</w:t>
+      <w:t>2026-05-02</w:t>
       <w:br/>
       <w:br/>
     </w:r>

--- a/tillsyn/A 1107-2026 tillsynsbegäran.docx
+++ b/tillsyn/A 1107-2026 tillsynsbegäran.docx
@@ -758,7 +758,7 @@
     <w:r>
       <w:tab/>
       <w:tab/>
-      <w:t>2026-05-02</w:t>
+      <w:t>2026-05-03</w:t>
       <w:br/>
       <w:br/>
     </w:r>

--- a/tillsyn/A 1107-2026 tillsynsbegäran.docx
+++ b/tillsyn/A 1107-2026 tillsynsbegäran.docx
@@ -758,7 +758,7 @@
     <w:r>
       <w:tab/>
       <w:tab/>
-      <w:t>2026-05-16</w:t>
+      <w:t>2026-05-17</w:t>
       <w:br/>
       <w:br/>
     </w:r>

--- a/tillsyn/A 1107-2026 tillsynsbegäran.docx
+++ b/tillsyn/A 1107-2026 tillsynsbegäran.docx
@@ -758,7 +758,7 @@
     <w:r>
       <w:tab/>
       <w:tab/>
-      <w:t>2026-05-17</w:t>
+      <w:t>2026-05-18</w:t>
       <w:br/>
       <w:br/>
     </w:r>
